--- a/Commande Git rebase-Git tag et release les bonnes pratiques de git.docx
+++ b/Commande Git rebase-Git tag et release les bonnes pratiques de git.docx
@@ -2,6 +2,2236 @@
 <file path=word/document.xml><?xml version="1.0" encoding="utf-8"?>
 <w:document xmlns:wpc="http://schemas.microsoft.com/office/word/2010/wordprocessingCanvas" xmlns:cx="http://schemas.microsoft.com/office/drawing/2014/chartex" xmlns:cx1="http://schemas.microsoft.com/office/drawing/2015/9/8/chartex" xmlns:cx2="http://schemas.microsoft.com/office/drawing/2015/10/21/chartex" xmlns:cx3="http://schemas.microsoft.com/office/drawing/2016/5/9/chartex" xmlns:cx4="http://schemas.microsoft.com/office/drawing/2016/5/10/chartex" xmlns:cx5="http://schemas.microsoft.com/office/drawing/2016/5/11/chartex" xmlns:cx6="http://schemas.microsoft.com/office/drawing/2016/5/12/chartex" xmlns:cx7="http://schemas.microsoft.com/office/drawing/2016/5/13/chartex" xmlns:cx8="http://schemas.microsoft.com/office/drawing/2016/5/14/chartex" xmlns:mc="http://schemas.openxmlformats.org/markup-compatibility/2006" xmlns:aink="http://schemas.microsoft.com/office/drawing/2016/ink" xmlns:am3d="http://schemas.microsoft.com/office/drawing/2017/model3d" xmlns:o="urn:schemas-microsoft-com:office:office" xmlns:r="http://schemas.openxmlformats.org/officeDocument/2006/relationships" xmlns:m="http://schemas.openxmlformats.org/officeDocument/2006/math" xmlns:v="urn:schemas-microsoft-com:vml" xmlns:wp14="http://schemas.microsoft.com/office/word/2010/wordprocessingDrawing" xmlns:wp="http://schemas.openxmlformats.org/drawingml/2006/wordprocessingDrawing" xmlns:w10="urn:schemas-microsoft-com:office:word" xmlns:w="http://schemas.openxmlformats.org/wordprocessingml/2006/main" xmlns:w14="http://schemas.microsoft.com/office/word/2010/wordml" xmlns:w15="http://schemas.microsoft.com/office/word/2012/wordml" xmlns:w16cex="http://schemas.microsoft.com/office/word/2018/wordml/cex" xmlns:w16cid="http://schemas.microsoft.com/office/word/2016/wordml/cid" xmlns:w16="http://schemas.microsoft.com/office/word/2018/wordml" xmlns:w16se="http://schemas.microsoft.com/office/word/2015/wordml/symex" xmlns:wpg="http://schemas.microsoft.com/office/word/2010/wordprocessingGroup" xmlns:wpi="http://schemas.microsoft.com/office/word/2010/wordprocessingInk" xmlns:wne="http://schemas.microsoft.com/office/word/2006/wordml" xmlns:wps="http://schemas.microsoft.com/office/word/2010/wordprocessingShape" mc:Ignorable="w14 w15 w16se w16cid w16 w16cex wp14">
   <w:body>
+    <w:p>
+      <w:pPr>
+        <w:spacing w:after="0" w:line="240" w:lineRule="auto"/>
+        <w:rPr>
+          <w:rFonts w:ascii="Times New Roman" w:hAnsi="Times New Roman" w:cs="Times New Roman"/>
+          <w:sz w:val="48"/>
+          <w:szCs w:val="48"/>
+          <w:u w:val="single"/>
+        </w:rPr>
+      </w:pPr>
+      <w:r>
+        <w:rPr>
+          <w:rFonts w:ascii="Times New Roman" w:hAnsi="Times New Roman" w:cs="Times New Roman"/>
+          <w:sz w:val="48"/>
+          <w:szCs w:val="48"/>
+        </w:rPr>
+        <w:t xml:space="preserve">Commande </w:t>
+      </w:r>
+      <w:r>
+        <w:rPr>
+          <w:rFonts w:ascii="Times New Roman" w:hAnsi="Times New Roman" w:cs="Times New Roman"/>
+          <w:sz w:val="48"/>
+          <w:szCs w:val="48"/>
+          <w:u w:val="single"/>
+        </w:rPr>
+        <w:t>Git tag et release</w:t>
+      </w:r>
+    </w:p>
+    <w:p>
+      <w:pPr>
+        <w:spacing w:after="0" w:line="240" w:lineRule="auto"/>
+        <w:rPr>
+          <w:rFonts w:ascii="Times New Roman" w:hAnsi="Times New Roman" w:cs="Times New Roman"/>
+          <w:sz w:val="24"/>
+          <w:szCs w:val="24"/>
+        </w:rPr>
+      </w:pPr>
+      <w:r>
+        <w:rPr>
+          <w:rFonts w:ascii="Times New Roman" w:hAnsi="Times New Roman" w:cs="Times New Roman"/>
+          <w:sz w:val="24"/>
+          <w:szCs w:val="24"/>
+        </w:rPr>
+        <w:t xml:space="preserve">La commande git tag </w:t>
+      </w:r>
+      <w:proofErr w:type="gramStart"/>
+      <w:r>
+        <w:rPr>
+          <w:rFonts w:ascii="Times New Roman" w:hAnsi="Times New Roman" w:cs="Times New Roman"/>
+          <w:sz w:val="24"/>
+          <w:szCs w:val="24"/>
+        </w:rPr>
+        <w:t>permet  de</w:t>
+      </w:r>
+      <w:proofErr w:type="gramEnd"/>
+      <w:r>
+        <w:rPr>
+          <w:rFonts w:ascii="Times New Roman" w:hAnsi="Times New Roman" w:cs="Times New Roman"/>
+          <w:sz w:val="24"/>
+          <w:szCs w:val="24"/>
+        </w:rPr>
+        <w:t xml:space="preserve"> marquer un commit avec un nom précis généralement pour indiquer une version de release (v1.0, v1.1 </w:t>
+      </w:r>
+      <w:proofErr w:type="spellStart"/>
+      <w:r>
+        <w:rPr>
+          <w:rFonts w:ascii="Times New Roman" w:hAnsi="Times New Roman" w:cs="Times New Roman"/>
+          <w:sz w:val="24"/>
+          <w:szCs w:val="24"/>
+        </w:rPr>
+        <w:t>etc</w:t>
+      </w:r>
+      <w:proofErr w:type="spellEnd"/>
+      <w:r>
+        <w:rPr>
+          <w:rFonts w:ascii="Times New Roman" w:hAnsi="Times New Roman" w:cs="Times New Roman"/>
+          <w:sz w:val="24"/>
+          <w:szCs w:val="24"/>
+        </w:rPr>
+        <w:t>).</w:t>
+      </w:r>
+    </w:p>
+    <w:p>
+      <w:pPr>
+        <w:spacing w:after="0" w:line="240" w:lineRule="auto"/>
+        <w:rPr>
+          <w:rFonts w:ascii="Times New Roman" w:hAnsi="Times New Roman" w:cs="Times New Roman"/>
+          <w:sz w:val="24"/>
+          <w:szCs w:val="24"/>
+        </w:rPr>
+      </w:pPr>
+      <w:r>
+        <w:t xml:space="preserve">Un tag est comme un </w:t>
+      </w:r>
+      <w:r>
+        <w:rPr>
+          <w:rStyle w:val="lev"/>
+        </w:rPr>
+        <w:t>signet permanent</w:t>
+      </w:r>
+      <w:r>
+        <w:t xml:space="preserve"> sur un commit. Contrairement à une branche, il </w:t>
+      </w:r>
+      <w:r>
+        <w:rPr>
+          <w:rStyle w:val="lev"/>
+        </w:rPr>
+        <w:t>ne bouge pas</w:t>
+      </w:r>
+      <w:r>
+        <w:t xml:space="preserve"> quand on ajoute de nouveaux </w:t>
+      </w:r>
+      <w:proofErr w:type="spellStart"/>
+      <w:r>
+        <w:t>commits</w:t>
+      </w:r>
+      <w:proofErr w:type="spellEnd"/>
+      <w:r>
+        <w:t>.</w:t>
+      </w:r>
+      <w:r>
+        <w:rPr>
+          <w:rFonts w:ascii="Times New Roman" w:hAnsi="Times New Roman" w:cs="Times New Roman"/>
+          <w:sz w:val="24"/>
+          <w:szCs w:val="24"/>
+        </w:rPr>
+        <w:t xml:space="preserve"> </w:t>
+      </w:r>
+    </w:p>
+    <w:p>
+      <w:pPr>
+        <w:spacing w:after="0" w:line="240" w:lineRule="auto"/>
+        <w:rPr>
+          <w:rFonts w:ascii="Times New Roman" w:hAnsi="Times New Roman" w:cs="Times New Roman"/>
+          <w:sz w:val="24"/>
+          <w:szCs w:val="24"/>
+        </w:rPr>
+      </w:pPr>
+      <w:r>
+        <w:rPr>
+          <w:rFonts w:ascii="Times New Roman" w:hAnsi="Times New Roman" w:cs="Times New Roman"/>
+          <w:sz w:val="24"/>
+          <w:szCs w:val="24"/>
+        </w:rPr>
+        <w:t xml:space="preserve">Les types de tags : </w:t>
+      </w:r>
+    </w:p>
+    <w:p>
+      <w:pPr>
+        <w:spacing w:after="0" w:line="240" w:lineRule="auto"/>
+      </w:pPr>
+      <w:r>
+        <w:t>Les 2 types de tags</w:t>
+      </w:r>
+    </w:p>
+    <w:tbl>
+      <w:tblPr>
+        <w:tblStyle w:val="Grilledutableau"/>
+        <w:tblW w:w="0" w:type="auto"/>
+        <w:tblLook w:val="04A0" w:firstRow="1" w:lastRow="0" w:firstColumn="1" w:lastColumn="0" w:noHBand="0" w:noVBand="1"/>
+      </w:tblPr>
+      <w:tblGrid>
+        <w:gridCol w:w="3020"/>
+        <w:gridCol w:w="3021"/>
+        <w:gridCol w:w="3021"/>
+      </w:tblGrid>
+      <w:tr>
+        <w:tc>
+          <w:tcPr>
+            <w:tcW w:w="3020" w:type="dxa"/>
+          </w:tcPr>
+          <w:p>
+            <w:pPr>
+              <w:rPr>
+                <w:rFonts w:ascii="Times New Roman" w:hAnsi="Times New Roman" w:cs="Times New Roman"/>
+                <w:sz w:val="24"/>
+                <w:szCs w:val="24"/>
+              </w:rPr>
+            </w:pPr>
+            <w:r>
+              <w:rPr>
+                <w:rFonts w:ascii="Times New Roman" w:hAnsi="Times New Roman" w:cs="Times New Roman"/>
+                <w:sz w:val="24"/>
+                <w:szCs w:val="24"/>
+              </w:rPr>
+              <w:t>Type</w:t>
+            </w:r>
+          </w:p>
+        </w:tc>
+        <w:tc>
+          <w:tcPr>
+            <w:tcW w:w="3021" w:type="dxa"/>
+          </w:tcPr>
+          <w:p>
+            <w:pPr>
+              <w:rPr>
+                <w:rFonts w:ascii="Times New Roman" w:hAnsi="Times New Roman" w:cs="Times New Roman"/>
+                <w:sz w:val="24"/>
+                <w:szCs w:val="24"/>
+              </w:rPr>
+            </w:pPr>
+            <w:r>
+              <w:rPr>
+                <w:rFonts w:ascii="Times New Roman" w:hAnsi="Times New Roman" w:cs="Times New Roman"/>
+                <w:sz w:val="24"/>
+                <w:szCs w:val="24"/>
+              </w:rPr>
+              <w:t>Commande</w:t>
+            </w:r>
+          </w:p>
+        </w:tc>
+        <w:tc>
+          <w:tcPr>
+            <w:tcW w:w="3021" w:type="dxa"/>
+          </w:tcPr>
+          <w:p>
+            <w:pPr>
+              <w:rPr>
+                <w:rFonts w:ascii="Times New Roman" w:hAnsi="Times New Roman" w:cs="Times New Roman"/>
+                <w:sz w:val="24"/>
+                <w:szCs w:val="24"/>
+              </w:rPr>
+            </w:pPr>
+            <w:r>
+              <w:rPr>
+                <w:rFonts w:ascii="Times New Roman" w:hAnsi="Times New Roman" w:cs="Times New Roman"/>
+                <w:sz w:val="24"/>
+                <w:szCs w:val="24"/>
+              </w:rPr>
+              <w:t>Description</w:t>
+            </w:r>
+          </w:p>
+        </w:tc>
+      </w:tr>
+      <w:tr>
+        <w:tc>
+          <w:tcPr>
+            <w:tcW w:w="3020" w:type="dxa"/>
+          </w:tcPr>
+          <w:p>
+            <w:pPr>
+              <w:rPr>
+                <w:rFonts w:ascii="Times New Roman" w:hAnsi="Times New Roman" w:cs="Times New Roman"/>
+                <w:sz w:val="24"/>
+                <w:szCs w:val="24"/>
+              </w:rPr>
+            </w:pPr>
+            <w:r>
+              <w:rPr>
+                <w:rFonts w:ascii="Times New Roman" w:hAnsi="Times New Roman" w:cs="Times New Roman"/>
+                <w:sz w:val="24"/>
+                <w:szCs w:val="24"/>
+              </w:rPr>
+              <w:t>Léger</w:t>
+            </w:r>
+          </w:p>
+        </w:tc>
+        <w:tc>
+          <w:tcPr>
+            <w:tcW w:w="3021" w:type="dxa"/>
+          </w:tcPr>
+          <w:p>
+            <w:pPr>
+              <w:rPr>
+                <w:rFonts w:ascii="Times New Roman" w:hAnsi="Times New Roman" w:cs="Times New Roman"/>
+                <w:sz w:val="24"/>
+                <w:szCs w:val="24"/>
+              </w:rPr>
+            </w:pPr>
+            <w:r>
+              <w:rPr>
+                <w:rFonts w:ascii="Times New Roman" w:hAnsi="Times New Roman" w:cs="Times New Roman"/>
+                <w:sz w:val="24"/>
+                <w:szCs w:val="24"/>
+              </w:rPr>
+              <w:t>Git tag v1.0</w:t>
+            </w:r>
+          </w:p>
+        </w:tc>
+        <w:tc>
+          <w:tcPr>
+            <w:tcW w:w="3021" w:type="dxa"/>
+          </w:tcPr>
+          <w:p>
+            <w:pPr>
+              <w:rPr>
+                <w:rFonts w:ascii="Times New Roman" w:hAnsi="Times New Roman" w:cs="Times New Roman"/>
+                <w:sz w:val="24"/>
+                <w:szCs w:val="24"/>
+              </w:rPr>
+            </w:pPr>
+            <w:r>
+              <w:t>Simple pointeur sur un commit, sans info supplémentaire</w:t>
+            </w:r>
+          </w:p>
+        </w:tc>
+      </w:tr>
+      <w:tr>
+        <w:tc>
+          <w:tcPr>
+            <w:tcW w:w="3020" w:type="dxa"/>
+          </w:tcPr>
+          <w:p>
+            <w:pPr>
+              <w:rPr>
+                <w:rFonts w:ascii="Times New Roman" w:hAnsi="Times New Roman" w:cs="Times New Roman"/>
+                <w:sz w:val="24"/>
+                <w:szCs w:val="24"/>
+              </w:rPr>
+            </w:pPr>
+            <w:r>
+              <w:rPr>
+                <w:rStyle w:val="lev"/>
+              </w:rPr>
+              <w:t>Annoté</w:t>
+            </w:r>
+          </w:p>
+        </w:tc>
+        <w:tc>
+          <w:tcPr>
+            <w:tcW w:w="3021" w:type="dxa"/>
+          </w:tcPr>
+          <w:p>
+            <w:pPr>
+              <w:rPr>
+                <w:rFonts w:ascii="Times New Roman" w:hAnsi="Times New Roman" w:cs="Times New Roman"/>
+                <w:sz w:val="24"/>
+                <w:szCs w:val="24"/>
+              </w:rPr>
+            </w:pPr>
+            <w:proofErr w:type="gramStart"/>
+            <w:r>
+              <w:rPr>
+                <w:rStyle w:val="CodeHTML"/>
+                <w:rFonts w:eastAsiaTheme="minorHAnsi"/>
+              </w:rPr>
+              <w:t>git</w:t>
+            </w:r>
+            <w:proofErr w:type="gramEnd"/>
+            <w:r>
+              <w:rPr>
+                <w:rStyle w:val="CodeHTML"/>
+                <w:rFonts w:eastAsiaTheme="minorHAnsi"/>
+              </w:rPr>
+              <w:t xml:space="preserve"> tag -a v1.0 -m "message"</w:t>
+            </w:r>
+          </w:p>
+        </w:tc>
+        <w:tc>
+          <w:tcPr>
+            <w:tcW w:w="3021" w:type="dxa"/>
+          </w:tcPr>
+          <w:p>
+            <w:pPr>
+              <w:rPr>
+                <w:rFonts w:ascii="Times New Roman" w:hAnsi="Times New Roman" w:cs="Times New Roman"/>
+                <w:sz w:val="24"/>
+                <w:szCs w:val="24"/>
+              </w:rPr>
+            </w:pPr>
+            <w:r>
+              <w:t xml:space="preserve">Contient auteur, date et message — </w:t>
+            </w:r>
+            <w:r>
+              <w:rPr>
+                <w:rStyle w:val="lev"/>
+              </w:rPr>
+              <w:t>recommandé</w:t>
+            </w:r>
+          </w:p>
+        </w:tc>
+      </w:tr>
+      <w:tr>
+        <w:tc>
+          <w:tcPr>
+            <w:tcW w:w="3020" w:type="dxa"/>
+          </w:tcPr>
+          <w:p>
+            <w:pPr>
+              <w:rPr>
+                <w:rFonts w:ascii="Times New Roman" w:hAnsi="Times New Roman" w:cs="Times New Roman"/>
+                <w:sz w:val="24"/>
+                <w:szCs w:val="24"/>
+              </w:rPr>
+            </w:pPr>
+          </w:p>
+        </w:tc>
+        <w:tc>
+          <w:tcPr>
+            <w:tcW w:w="3021" w:type="dxa"/>
+          </w:tcPr>
+          <w:p>
+            <w:pPr>
+              <w:rPr>
+                <w:rFonts w:ascii="Times New Roman" w:hAnsi="Times New Roman" w:cs="Times New Roman"/>
+                <w:sz w:val="24"/>
+                <w:szCs w:val="24"/>
+              </w:rPr>
+            </w:pPr>
+          </w:p>
+        </w:tc>
+        <w:tc>
+          <w:tcPr>
+            <w:tcW w:w="3021" w:type="dxa"/>
+          </w:tcPr>
+          <w:p>
+            <w:pPr>
+              <w:rPr>
+                <w:rFonts w:ascii="Times New Roman" w:hAnsi="Times New Roman" w:cs="Times New Roman"/>
+                <w:sz w:val="24"/>
+                <w:szCs w:val="24"/>
+              </w:rPr>
+            </w:pPr>
+          </w:p>
+        </w:tc>
+      </w:tr>
+    </w:tbl>
+    <w:p>
+      <w:pPr>
+        <w:spacing w:after="0" w:line="240" w:lineRule="auto"/>
+        <w:rPr>
+          <w:rFonts w:ascii="Times New Roman" w:hAnsi="Times New Roman" w:cs="Times New Roman"/>
+          <w:sz w:val="24"/>
+          <w:szCs w:val="24"/>
+        </w:rPr>
+      </w:pPr>
+    </w:p>
+    <w:p>
+      <w:pPr>
+        <w:spacing w:after="0" w:line="240" w:lineRule="auto"/>
+        <w:rPr>
+          <w:rFonts w:ascii="Times New Roman" w:hAnsi="Times New Roman" w:cs="Times New Roman"/>
+          <w:sz w:val="24"/>
+          <w:szCs w:val="24"/>
+        </w:rPr>
+      </w:pPr>
+    </w:p>
+    <w:p>
+      <w:pPr>
+        <w:spacing w:after="0" w:line="240" w:lineRule="auto"/>
+        <w:rPr>
+          <w:rFonts w:ascii="Times New Roman" w:hAnsi="Times New Roman" w:cs="Times New Roman"/>
+          <w:sz w:val="24"/>
+          <w:szCs w:val="24"/>
+        </w:rPr>
+      </w:pPr>
+    </w:p>
+    <w:p>
+      <w:pPr>
+        <w:spacing w:after="0" w:line="240" w:lineRule="auto"/>
+        <w:rPr>
+          <w:rFonts w:ascii="Times New Roman" w:hAnsi="Times New Roman" w:cs="Times New Roman"/>
+          <w:sz w:val="24"/>
+          <w:szCs w:val="24"/>
+        </w:rPr>
+      </w:pPr>
+      <w:r>
+        <w:t>Commandes essentielles</w:t>
+      </w:r>
+    </w:p>
+    <w:tbl>
+      <w:tblPr>
+        <w:tblW w:w="0" w:type="auto"/>
+        <w:tblCellSpacing w:w="15" w:type="dxa"/>
+        <w:tblLook w:val="04A0" w:firstRow="1" w:lastRow="0" w:firstColumn="1" w:lastColumn="0" w:noHBand="0" w:noVBand="1"/>
+      </w:tblPr>
+      <w:tblGrid>
+        <w:gridCol w:w="3916"/>
+        <w:gridCol w:w="2875"/>
+      </w:tblGrid>
+      <w:tr>
+        <w:trPr>
+          <w:tblHeader/>
+          <w:tblCellSpacing w:w="15" w:type="dxa"/>
+        </w:trPr>
+        <w:tc>
+          <w:tcPr>
+            <w:tcW w:w="0" w:type="auto"/>
+            <w:tcMar>
+              <w:top w:w="15" w:type="dxa"/>
+              <w:left w:w="15" w:type="dxa"/>
+              <w:bottom w:w="15" w:type="dxa"/>
+              <w:right w:w="15" w:type="dxa"/>
+            </w:tcMar>
+            <w:vAlign w:val="center"/>
+            <w:hideMark/>
+          </w:tcPr>
+          <w:p>
+            <w:pPr>
+              <w:spacing w:after="0" w:line="240" w:lineRule="auto"/>
+              <w:jc w:val="center"/>
+              <w:rPr>
+                <w:rFonts w:ascii="Times New Roman" w:eastAsia="Times New Roman" w:hAnsi="Times New Roman" w:cs="Times New Roman"/>
+                <w:b/>
+                <w:bCs/>
+                <w:sz w:val="24"/>
+                <w:szCs w:val="24"/>
+                <w:lang w:eastAsia="fr-FR"/>
+              </w:rPr>
+            </w:pPr>
+            <w:r>
+              <w:rPr>
+                <w:rFonts w:ascii="Times New Roman" w:eastAsia="Times New Roman" w:hAnsi="Times New Roman" w:cs="Times New Roman"/>
+                <w:b/>
+                <w:bCs/>
+                <w:sz w:val="24"/>
+                <w:szCs w:val="24"/>
+                <w:lang w:eastAsia="fr-FR"/>
+              </w:rPr>
+              <w:t>Commande</w:t>
+            </w:r>
+          </w:p>
+        </w:tc>
+        <w:tc>
+          <w:tcPr>
+            <w:tcW w:w="0" w:type="auto"/>
+            <w:tcMar>
+              <w:top w:w="15" w:type="dxa"/>
+              <w:left w:w="15" w:type="dxa"/>
+              <w:bottom w:w="15" w:type="dxa"/>
+              <w:right w:w="15" w:type="dxa"/>
+            </w:tcMar>
+            <w:vAlign w:val="center"/>
+            <w:hideMark/>
+          </w:tcPr>
+          <w:p>
+            <w:pPr>
+              <w:spacing w:after="0" w:line="240" w:lineRule="auto"/>
+              <w:jc w:val="center"/>
+              <w:rPr>
+                <w:rFonts w:ascii="Times New Roman" w:eastAsia="Times New Roman" w:hAnsi="Times New Roman" w:cs="Times New Roman"/>
+                <w:b/>
+                <w:bCs/>
+                <w:sz w:val="24"/>
+                <w:szCs w:val="24"/>
+                <w:lang w:eastAsia="fr-FR"/>
+              </w:rPr>
+            </w:pPr>
+            <w:r>
+              <w:rPr>
+                <w:rFonts w:ascii="Times New Roman" w:eastAsia="Times New Roman" w:hAnsi="Times New Roman" w:cs="Times New Roman"/>
+                <w:b/>
+                <w:bCs/>
+                <w:sz w:val="24"/>
+                <w:szCs w:val="24"/>
+                <w:lang w:eastAsia="fr-FR"/>
+              </w:rPr>
+              <w:t>Rôle</w:t>
+            </w:r>
+          </w:p>
+        </w:tc>
+      </w:tr>
+      <w:tr>
+        <w:trPr>
+          <w:tblCellSpacing w:w="15" w:type="dxa"/>
+        </w:trPr>
+        <w:tc>
+          <w:tcPr>
+            <w:tcW w:w="0" w:type="auto"/>
+            <w:tcMar>
+              <w:top w:w="15" w:type="dxa"/>
+              <w:left w:w="15" w:type="dxa"/>
+              <w:bottom w:w="15" w:type="dxa"/>
+              <w:right w:w="15" w:type="dxa"/>
+            </w:tcMar>
+            <w:vAlign w:val="center"/>
+            <w:hideMark/>
+          </w:tcPr>
+          <w:p>
+            <w:pPr>
+              <w:spacing w:after="0" w:line="240" w:lineRule="auto"/>
+              <w:rPr>
+                <w:rFonts w:ascii="Times New Roman" w:eastAsia="Times New Roman" w:hAnsi="Times New Roman" w:cs="Times New Roman"/>
+                <w:sz w:val="24"/>
+                <w:szCs w:val="24"/>
+                <w:lang w:eastAsia="fr-FR"/>
+              </w:rPr>
+            </w:pPr>
+            <w:proofErr w:type="gramStart"/>
+            <w:r>
+              <w:rPr>
+                <w:rFonts w:ascii="Courier New" w:eastAsia="Times New Roman" w:hAnsi="Courier New" w:cs="Courier New"/>
+                <w:sz w:val="20"/>
+                <w:szCs w:val="20"/>
+                <w:lang w:eastAsia="fr-FR"/>
+              </w:rPr>
+              <w:t>git</w:t>
+            </w:r>
+            <w:proofErr w:type="gramEnd"/>
+            <w:r>
+              <w:rPr>
+                <w:rFonts w:ascii="Courier New" w:eastAsia="Times New Roman" w:hAnsi="Courier New" w:cs="Courier New"/>
+                <w:sz w:val="20"/>
+                <w:szCs w:val="20"/>
+                <w:lang w:eastAsia="fr-FR"/>
+              </w:rPr>
+              <w:t xml:space="preserve"> tag</w:t>
+            </w:r>
+          </w:p>
+        </w:tc>
+        <w:tc>
+          <w:tcPr>
+            <w:tcW w:w="0" w:type="auto"/>
+            <w:tcMar>
+              <w:top w:w="15" w:type="dxa"/>
+              <w:left w:w="15" w:type="dxa"/>
+              <w:bottom w:w="15" w:type="dxa"/>
+              <w:right w:w="15" w:type="dxa"/>
+            </w:tcMar>
+            <w:vAlign w:val="center"/>
+            <w:hideMark/>
+          </w:tcPr>
+          <w:p>
+            <w:pPr>
+              <w:spacing w:after="0" w:line="240" w:lineRule="auto"/>
+              <w:rPr>
+                <w:rFonts w:ascii="Times New Roman" w:eastAsia="Times New Roman" w:hAnsi="Times New Roman" w:cs="Times New Roman"/>
+                <w:sz w:val="24"/>
+                <w:szCs w:val="24"/>
+                <w:lang w:eastAsia="fr-FR"/>
+              </w:rPr>
+            </w:pPr>
+            <w:r>
+              <w:rPr>
+                <w:rFonts w:ascii="Times New Roman" w:eastAsia="Times New Roman" w:hAnsi="Times New Roman" w:cs="Times New Roman"/>
+                <w:sz w:val="24"/>
+                <w:szCs w:val="24"/>
+                <w:lang w:eastAsia="fr-FR"/>
+              </w:rPr>
+              <w:t>Lister tous les tags</w:t>
+            </w:r>
+          </w:p>
+        </w:tc>
+      </w:tr>
+      <w:tr>
+        <w:trPr>
+          <w:tblCellSpacing w:w="15" w:type="dxa"/>
+        </w:trPr>
+        <w:tc>
+          <w:tcPr>
+            <w:tcW w:w="0" w:type="auto"/>
+            <w:tcMar>
+              <w:top w:w="15" w:type="dxa"/>
+              <w:left w:w="15" w:type="dxa"/>
+              <w:bottom w:w="15" w:type="dxa"/>
+              <w:right w:w="15" w:type="dxa"/>
+            </w:tcMar>
+            <w:vAlign w:val="center"/>
+            <w:hideMark/>
+          </w:tcPr>
+          <w:p>
+            <w:pPr>
+              <w:spacing w:after="0" w:line="240" w:lineRule="auto"/>
+              <w:rPr>
+                <w:rFonts w:ascii="Times New Roman" w:eastAsia="Times New Roman" w:hAnsi="Times New Roman" w:cs="Times New Roman"/>
+                <w:sz w:val="24"/>
+                <w:szCs w:val="24"/>
+                <w:lang w:eastAsia="fr-FR"/>
+              </w:rPr>
+            </w:pPr>
+            <w:proofErr w:type="gramStart"/>
+            <w:r>
+              <w:rPr>
+                <w:rFonts w:ascii="Courier New" w:eastAsia="Times New Roman" w:hAnsi="Courier New" w:cs="Courier New"/>
+                <w:sz w:val="20"/>
+                <w:szCs w:val="20"/>
+                <w:lang w:eastAsia="fr-FR"/>
+              </w:rPr>
+              <w:t>git</w:t>
+            </w:r>
+            <w:proofErr w:type="gramEnd"/>
+            <w:r>
+              <w:rPr>
+                <w:rFonts w:ascii="Courier New" w:eastAsia="Times New Roman" w:hAnsi="Courier New" w:cs="Courier New"/>
+                <w:sz w:val="20"/>
+                <w:szCs w:val="20"/>
+                <w:lang w:eastAsia="fr-FR"/>
+              </w:rPr>
+              <w:t xml:space="preserve"> tag v1.0</w:t>
+            </w:r>
+          </w:p>
+        </w:tc>
+        <w:tc>
+          <w:tcPr>
+            <w:tcW w:w="0" w:type="auto"/>
+            <w:tcMar>
+              <w:top w:w="15" w:type="dxa"/>
+              <w:left w:w="15" w:type="dxa"/>
+              <w:bottom w:w="15" w:type="dxa"/>
+              <w:right w:w="15" w:type="dxa"/>
+            </w:tcMar>
+            <w:vAlign w:val="center"/>
+            <w:hideMark/>
+          </w:tcPr>
+          <w:p>
+            <w:pPr>
+              <w:spacing w:after="0" w:line="240" w:lineRule="auto"/>
+              <w:rPr>
+                <w:rFonts w:ascii="Times New Roman" w:eastAsia="Times New Roman" w:hAnsi="Times New Roman" w:cs="Times New Roman"/>
+                <w:sz w:val="24"/>
+                <w:szCs w:val="24"/>
+                <w:lang w:eastAsia="fr-FR"/>
+              </w:rPr>
+            </w:pPr>
+            <w:r>
+              <w:rPr>
+                <w:rFonts w:ascii="Times New Roman" w:eastAsia="Times New Roman" w:hAnsi="Times New Roman" w:cs="Times New Roman"/>
+                <w:sz w:val="24"/>
+                <w:szCs w:val="24"/>
+                <w:lang w:eastAsia="fr-FR"/>
+              </w:rPr>
+              <w:t>Créer un tag léger</w:t>
+            </w:r>
+          </w:p>
+        </w:tc>
+      </w:tr>
+      <w:tr>
+        <w:trPr>
+          <w:tblCellSpacing w:w="15" w:type="dxa"/>
+        </w:trPr>
+        <w:tc>
+          <w:tcPr>
+            <w:tcW w:w="0" w:type="auto"/>
+            <w:tcMar>
+              <w:top w:w="15" w:type="dxa"/>
+              <w:left w:w="15" w:type="dxa"/>
+              <w:bottom w:w="15" w:type="dxa"/>
+              <w:right w:w="15" w:type="dxa"/>
+            </w:tcMar>
+            <w:vAlign w:val="center"/>
+            <w:hideMark/>
+          </w:tcPr>
+          <w:p>
+            <w:pPr>
+              <w:spacing w:after="0" w:line="240" w:lineRule="auto"/>
+              <w:rPr>
+                <w:rFonts w:ascii="Times New Roman" w:eastAsia="Times New Roman" w:hAnsi="Times New Roman" w:cs="Times New Roman"/>
+                <w:sz w:val="24"/>
+                <w:szCs w:val="24"/>
+                <w:lang w:eastAsia="fr-FR"/>
+              </w:rPr>
+            </w:pPr>
+            <w:proofErr w:type="gramStart"/>
+            <w:r>
+              <w:rPr>
+                <w:rFonts w:ascii="Courier New" w:eastAsia="Times New Roman" w:hAnsi="Courier New" w:cs="Courier New"/>
+                <w:sz w:val="20"/>
+                <w:szCs w:val="20"/>
+                <w:lang w:eastAsia="fr-FR"/>
+              </w:rPr>
+              <w:t>git</w:t>
+            </w:r>
+            <w:proofErr w:type="gramEnd"/>
+            <w:r>
+              <w:rPr>
+                <w:rFonts w:ascii="Courier New" w:eastAsia="Times New Roman" w:hAnsi="Courier New" w:cs="Courier New"/>
+                <w:sz w:val="20"/>
+                <w:szCs w:val="20"/>
+                <w:lang w:eastAsia="fr-FR"/>
+              </w:rPr>
+              <w:t xml:space="preserve"> tag -a v1.0 -m "Version 1.0"</w:t>
+            </w:r>
+          </w:p>
+        </w:tc>
+        <w:tc>
+          <w:tcPr>
+            <w:tcW w:w="0" w:type="auto"/>
+            <w:tcMar>
+              <w:top w:w="15" w:type="dxa"/>
+              <w:left w:w="15" w:type="dxa"/>
+              <w:bottom w:w="15" w:type="dxa"/>
+              <w:right w:w="15" w:type="dxa"/>
+            </w:tcMar>
+            <w:vAlign w:val="center"/>
+            <w:hideMark/>
+          </w:tcPr>
+          <w:p>
+            <w:pPr>
+              <w:spacing w:after="0" w:line="240" w:lineRule="auto"/>
+              <w:rPr>
+                <w:rFonts w:ascii="Times New Roman" w:eastAsia="Times New Roman" w:hAnsi="Times New Roman" w:cs="Times New Roman"/>
+                <w:sz w:val="24"/>
+                <w:szCs w:val="24"/>
+                <w:lang w:eastAsia="fr-FR"/>
+              </w:rPr>
+            </w:pPr>
+            <w:r>
+              <w:rPr>
+                <w:rFonts w:ascii="Times New Roman" w:eastAsia="Times New Roman" w:hAnsi="Times New Roman" w:cs="Times New Roman"/>
+                <w:sz w:val="24"/>
+                <w:szCs w:val="24"/>
+                <w:lang w:eastAsia="fr-FR"/>
+              </w:rPr>
+              <w:t>Créer un tag annoté</w:t>
+            </w:r>
+          </w:p>
+        </w:tc>
+      </w:tr>
+      <w:tr>
+        <w:trPr>
+          <w:tblCellSpacing w:w="15" w:type="dxa"/>
+        </w:trPr>
+        <w:tc>
+          <w:tcPr>
+            <w:tcW w:w="0" w:type="auto"/>
+            <w:tcMar>
+              <w:top w:w="15" w:type="dxa"/>
+              <w:left w:w="15" w:type="dxa"/>
+              <w:bottom w:w="15" w:type="dxa"/>
+              <w:right w:w="15" w:type="dxa"/>
+            </w:tcMar>
+            <w:vAlign w:val="center"/>
+            <w:hideMark/>
+          </w:tcPr>
+          <w:p>
+            <w:pPr>
+              <w:spacing w:after="0" w:line="240" w:lineRule="auto"/>
+              <w:rPr>
+                <w:rFonts w:ascii="Times New Roman" w:eastAsia="Times New Roman" w:hAnsi="Times New Roman" w:cs="Times New Roman"/>
+                <w:sz w:val="24"/>
+                <w:szCs w:val="24"/>
+                <w:lang w:eastAsia="fr-FR"/>
+              </w:rPr>
+            </w:pPr>
+            <w:proofErr w:type="gramStart"/>
+            <w:r>
+              <w:rPr>
+                <w:rFonts w:ascii="Courier New" w:eastAsia="Times New Roman" w:hAnsi="Courier New" w:cs="Courier New"/>
+                <w:sz w:val="20"/>
+                <w:szCs w:val="20"/>
+                <w:lang w:eastAsia="fr-FR"/>
+              </w:rPr>
+              <w:t>git</w:t>
+            </w:r>
+            <w:proofErr w:type="gramEnd"/>
+            <w:r>
+              <w:rPr>
+                <w:rFonts w:ascii="Courier New" w:eastAsia="Times New Roman" w:hAnsi="Courier New" w:cs="Courier New"/>
+                <w:sz w:val="20"/>
+                <w:szCs w:val="20"/>
+                <w:lang w:eastAsia="fr-FR"/>
+              </w:rPr>
+              <w:t xml:space="preserve"> tag v1.0 abc1234</w:t>
+            </w:r>
+          </w:p>
+        </w:tc>
+        <w:tc>
+          <w:tcPr>
+            <w:tcW w:w="0" w:type="auto"/>
+            <w:tcMar>
+              <w:top w:w="15" w:type="dxa"/>
+              <w:left w:w="15" w:type="dxa"/>
+              <w:bottom w:w="15" w:type="dxa"/>
+              <w:right w:w="15" w:type="dxa"/>
+            </w:tcMar>
+            <w:vAlign w:val="center"/>
+            <w:hideMark/>
+          </w:tcPr>
+          <w:p>
+            <w:pPr>
+              <w:spacing w:after="0" w:line="240" w:lineRule="auto"/>
+              <w:rPr>
+                <w:rFonts w:ascii="Times New Roman" w:eastAsia="Times New Roman" w:hAnsi="Times New Roman" w:cs="Times New Roman"/>
+                <w:sz w:val="24"/>
+                <w:szCs w:val="24"/>
+                <w:lang w:eastAsia="fr-FR"/>
+              </w:rPr>
+            </w:pPr>
+            <w:r>
+              <w:rPr>
+                <w:rFonts w:ascii="Times New Roman" w:eastAsia="Times New Roman" w:hAnsi="Times New Roman" w:cs="Times New Roman"/>
+                <w:sz w:val="24"/>
+                <w:szCs w:val="24"/>
+                <w:lang w:eastAsia="fr-FR"/>
+              </w:rPr>
+              <w:t>Tagger un commit précis</w:t>
+            </w:r>
+          </w:p>
+        </w:tc>
+      </w:tr>
+      <w:tr>
+        <w:trPr>
+          <w:tblCellSpacing w:w="15" w:type="dxa"/>
+        </w:trPr>
+        <w:tc>
+          <w:tcPr>
+            <w:tcW w:w="0" w:type="auto"/>
+            <w:tcMar>
+              <w:top w:w="15" w:type="dxa"/>
+              <w:left w:w="15" w:type="dxa"/>
+              <w:bottom w:w="15" w:type="dxa"/>
+              <w:right w:w="15" w:type="dxa"/>
+            </w:tcMar>
+            <w:vAlign w:val="center"/>
+            <w:hideMark/>
+          </w:tcPr>
+          <w:p>
+            <w:pPr>
+              <w:spacing w:after="0" w:line="240" w:lineRule="auto"/>
+              <w:rPr>
+                <w:rFonts w:ascii="Times New Roman" w:eastAsia="Times New Roman" w:hAnsi="Times New Roman" w:cs="Times New Roman"/>
+                <w:sz w:val="24"/>
+                <w:szCs w:val="24"/>
+                <w:lang w:eastAsia="fr-FR"/>
+              </w:rPr>
+            </w:pPr>
+            <w:proofErr w:type="gramStart"/>
+            <w:r>
+              <w:rPr>
+                <w:rFonts w:ascii="Courier New" w:eastAsia="Times New Roman" w:hAnsi="Courier New" w:cs="Courier New"/>
+                <w:sz w:val="20"/>
+                <w:szCs w:val="20"/>
+                <w:lang w:eastAsia="fr-FR"/>
+              </w:rPr>
+              <w:t>git</w:t>
+            </w:r>
+            <w:proofErr w:type="gramEnd"/>
+            <w:r>
+              <w:rPr>
+                <w:rFonts w:ascii="Courier New" w:eastAsia="Times New Roman" w:hAnsi="Courier New" w:cs="Courier New"/>
+                <w:sz w:val="20"/>
+                <w:szCs w:val="20"/>
+                <w:lang w:eastAsia="fr-FR"/>
+              </w:rPr>
+              <w:t xml:space="preserve"> push </w:t>
+            </w:r>
+            <w:proofErr w:type="spellStart"/>
+            <w:r>
+              <w:rPr>
+                <w:rFonts w:ascii="Courier New" w:eastAsia="Times New Roman" w:hAnsi="Courier New" w:cs="Courier New"/>
+                <w:sz w:val="20"/>
+                <w:szCs w:val="20"/>
+                <w:lang w:eastAsia="fr-FR"/>
+              </w:rPr>
+              <w:t>origin</w:t>
+            </w:r>
+            <w:proofErr w:type="spellEnd"/>
+            <w:r>
+              <w:rPr>
+                <w:rFonts w:ascii="Courier New" w:eastAsia="Times New Roman" w:hAnsi="Courier New" w:cs="Courier New"/>
+                <w:sz w:val="20"/>
+                <w:szCs w:val="20"/>
+                <w:lang w:eastAsia="fr-FR"/>
+              </w:rPr>
+              <w:t xml:space="preserve"> v1.0</w:t>
+            </w:r>
+          </w:p>
+        </w:tc>
+        <w:tc>
+          <w:tcPr>
+            <w:tcW w:w="0" w:type="auto"/>
+            <w:tcMar>
+              <w:top w:w="15" w:type="dxa"/>
+              <w:left w:w="15" w:type="dxa"/>
+              <w:bottom w:w="15" w:type="dxa"/>
+              <w:right w:w="15" w:type="dxa"/>
+            </w:tcMar>
+            <w:vAlign w:val="center"/>
+            <w:hideMark/>
+          </w:tcPr>
+          <w:p>
+            <w:pPr>
+              <w:spacing w:after="0" w:line="240" w:lineRule="auto"/>
+              <w:rPr>
+                <w:rFonts w:ascii="Times New Roman" w:eastAsia="Times New Roman" w:hAnsi="Times New Roman" w:cs="Times New Roman"/>
+                <w:sz w:val="24"/>
+                <w:szCs w:val="24"/>
+                <w:lang w:eastAsia="fr-FR"/>
+              </w:rPr>
+            </w:pPr>
+            <w:r>
+              <w:rPr>
+                <w:rFonts w:ascii="Times New Roman" w:eastAsia="Times New Roman" w:hAnsi="Times New Roman" w:cs="Times New Roman"/>
+                <w:sz w:val="24"/>
+                <w:szCs w:val="24"/>
+                <w:lang w:eastAsia="fr-FR"/>
+              </w:rPr>
+              <w:t>Pousser un tag vers GitHub</w:t>
+            </w:r>
+          </w:p>
+        </w:tc>
+      </w:tr>
+      <w:tr>
+        <w:trPr>
+          <w:tblCellSpacing w:w="15" w:type="dxa"/>
+        </w:trPr>
+        <w:tc>
+          <w:tcPr>
+            <w:tcW w:w="0" w:type="auto"/>
+            <w:tcMar>
+              <w:top w:w="15" w:type="dxa"/>
+              <w:left w:w="15" w:type="dxa"/>
+              <w:bottom w:w="15" w:type="dxa"/>
+              <w:right w:w="15" w:type="dxa"/>
+            </w:tcMar>
+            <w:vAlign w:val="center"/>
+            <w:hideMark/>
+          </w:tcPr>
+          <w:p>
+            <w:pPr>
+              <w:spacing w:after="0" w:line="240" w:lineRule="auto"/>
+              <w:rPr>
+                <w:rFonts w:ascii="Times New Roman" w:eastAsia="Times New Roman" w:hAnsi="Times New Roman" w:cs="Times New Roman"/>
+                <w:sz w:val="24"/>
+                <w:szCs w:val="24"/>
+                <w:lang w:eastAsia="fr-FR"/>
+              </w:rPr>
+            </w:pPr>
+            <w:proofErr w:type="gramStart"/>
+            <w:r>
+              <w:rPr>
+                <w:rFonts w:ascii="Courier New" w:eastAsia="Times New Roman" w:hAnsi="Courier New" w:cs="Courier New"/>
+                <w:sz w:val="20"/>
+                <w:szCs w:val="20"/>
+                <w:lang w:eastAsia="fr-FR"/>
+              </w:rPr>
+              <w:t>git</w:t>
+            </w:r>
+            <w:proofErr w:type="gramEnd"/>
+            <w:r>
+              <w:rPr>
+                <w:rFonts w:ascii="Courier New" w:eastAsia="Times New Roman" w:hAnsi="Courier New" w:cs="Courier New"/>
+                <w:sz w:val="20"/>
+                <w:szCs w:val="20"/>
+                <w:lang w:eastAsia="fr-FR"/>
+              </w:rPr>
+              <w:t xml:space="preserve"> push </w:t>
+            </w:r>
+            <w:proofErr w:type="spellStart"/>
+            <w:r>
+              <w:rPr>
+                <w:rFonts w:ascii="Courier New" w:eastAsia="Times New Roman" w:hAnsi="Courier New" w:cs="Courier New"/>
+                <w:sz w:val="20"/>
+                <w:szCs w:val="20"/>
+                <w:lang w:eastAsia="fr-FR"/>
+              </w:rPr>
+              <w:t>origin</w:t>
+            </w:r>
+            <w:proofErr w:type="spellEnd"/>
+            <w:r>
+              <w:rPr>
+                <w:rFonts w:ascii="Courier New" w:eastAsia="Times New Roman" w:hAnsi="Courier New" w:cs="Courier New"/>
+                <w:sz w:val="20"/>
+                <w:szCs w:val="20"/>
+                <w:lang w:eastAsia="fr-FR"/>
+              </w:rPr>
+              <w:t xml:space="preserve"> --tags</w:t>
+            </w:r>
+          </w:p>
+        </w:tc>
+        <w:tc>
+          <w:tcPr>
+            <w:tcW w:w="0" w:type="auto"/>
+            <w:tcMar>
+              <w:top w:w="15" w:type="dxa"/>
+              <w:left w:w="15" w:type="dxa"/>
+              <w:bottom w:w="15" w:type="dxa"/>
+              <w:right w:w="15" w:type="dxa"/>
+            </w:tcMar>
+            <w:vAlign w:val="center"/>
+            <w:hideMark/>
+          </w:tcPr>
+          <w:p>
+            <w:pPr>
+              <w:spacing w:after="0" w:line="240" w:lineRule="auto"/>
+              <w:rPr>
+                <w:rFonts w:ascii="Times New Roman" w:eastAsia="Times New Roman" w:hAnsi="Times New Roman" w:cs="Times New Roman"/>
+                <w:sz w:val="24"/>
+                <w:szCs w:val="24"/>
+                <w:lang w:eastAsia="fr-FR"/>
+              </w:rPr>
+            </w:pPr>
+            <w:r>
+              <w:rPr>
+                <w:rFonts w:ascii="Times New Roman" w:eastAsia="Times New Roman" w:hAnsi="Times New Roman" w:cs="Times New Roman"/>
+                <w:sz w:val="24"/>
+                <w:szCs w:val="24"/>
+                <w:lang w:eastAsia="fr-FR"/>
+              </w:rPr>
+              <w:t>Pousser tous les tags</w:t>
+            </w:r>
+          </w:p>
+        </w:tc>
+      </w:tr>
+      <w:tr>
+        <w:trPr>
+          <w:tblCellSpacing w:w="15" w:type="dxa"/>
+        </w:trPr>
+        <w:tc>
+          <w:tcPr>
+            <w:tcW w:w="0" w:type="auto"/>
+            <w:tcMar>
+              <w:top w:w="15" w:type="dxa"/>
+              <w:left w:w="15" w:type="dxa"/>
+              <w:bottom w:w="15" w:type="dxa"/>
+              <w:right w:w="15" w:type="dxa"/>
+            </w:tcMar>
+            <w:vAlign w:val="center"/>
+            <w:hideMark/>
+          </w:tcPr>
+          <w:p>
+            <w:pPr>
+              <w:spacing w:after="0" w:line="240" w:lineRule="auto"/>
+              <w:rPr>
+                <w:rFonts w:ascii="Times New Roman" w:eastAsia="Times New Roman" w:hAnsi="Times New Roman" w:cs="Times New Roman"/>
+                <w:sz w:val="24"/>
+                <w:szCs w:val="24"/>
+                <w:lang w:eastAsia="fr-FR"/>
+              </w:rPr>
+            </w:pPr>
+            <w:proofErr w:type="gramStart"/>
+            <w:r>
+              <w:rPr>
+                <w:rFonts w:ascii="Courier New" w:eastAsia="Times New Roman" w:hAnsi="Courier New" w:cs="Courier New"/>
+                <w:sz w:val="20"/>
+                <w:szCs w:val="20"/>
+                <w:lang w:eastAsia="fr-FR"/>
+              </w:rPr>
+              <w:t>git</w:t>
+            </w:r>
+            <w:proofErr w:type="gramEnd"/>
+            <w:r>
+              <w:rPr>
+                <w:rFonts w:ascii="Courier New" w:eastAsia="Times New Roman" w:hAnsi="Courier New" w:cs="Courier New"/>
+                <w:sz w:val="20"/>
+                <w:szCs w:val="20"/>
+                <w:lang w:eastAsia="fr-FR"/>
+              </w:rPr>
+              <w:t xml:space="preserve"> tag -d v1.0</w:t>
+            </w:r>
+          </w:p>
+        </w:tc>
+        <w:tc>
+          <w:tcPr>
+            <w:tcW w:w="0" w:type="auto"/>
+            <w:tcMar>
+              <w:top w:w="15" w:type="dxa"/>
+              <w:left w:w="15" w:type="dxa"/>
+              <w:bottom w:w="15" w:type="dxa"/>
+              <w:right w:w="15" w:type="dxa"/>
+            </w:tcMar>
+            <w:vAlign w:val="center"/>
+            <w:hideMark/>
+          </w:tcPr>
+          <w:p>
+            <w:pPr>
+              <w:spacing w:after="0" w:line="240" w:lineRule="auto"/>
+              <w:rPr>
+                <w:rFonts w:ascii="Times New Roman" w:eastAsia="Times New Roman" w:hAnsi="Times New Roman" w:cs="Times New Roman"/>
+                <w:sz w:val="24"/>
+                <w:szCs w:val="24"/>
+                <w:lang w:eastAsia="fr-FR"/>
+              </w:rPr>
+            </w:pPr>
+            <w:r>
+              <w:rPr>
+                <w:rFonts w:ascii="Times New Roman" w:eastAsia="Times New Roman" w:hAnsi="Times New Roman" w:cs="Times New Roman"/>
+                <w:sz w:val="24"/>
+                <w:szCs w:val="24"/>
+                <w:lang w:eastAsia="fr-FR"/>
+              </w:rPr>
+              <w:t>Supprimer un tag en local</w:t>
+            </w:r>
+          </w:p>
+        </w:tc>
+      </w:tr>
+      <w:tr>
+        <w:trPr>
+          <w:tblCellSpacing w:w="15" w:type="dxa"/>
+        </w:trPr>
+        <w:tc>
+          <w:tcPr>
+            <w:tcW w:w="0" w:type="auto"/>
+            <w:tcMar>
+              <w:top w:w="15" w:type="dxa"/>
+              <w:left w:w="15" w:type="dxa"/>
+              <w:bottom w:w="15" w:type="dxa"/>
+              <w:right w:w="15" w:type="dxa"/>
+            </w:tcMar>
+            <w:vAlign w:val="center"/>
+            <w:hideMark/>
+          </w:tcPr>
+          <w:p>
+            <w:pPr>
+              <w:spacing w:after="0" w:line="240" w:lineRule="auto"/>
+              <w:rPr>
+                <w:rFonts w:ascii="Times New Roman" w:eastAsia="Times New Roman" w:hAnsi="Times New Roman" w:cs="Times New Roman"/>
+                <w:sz w:val="24"/>
+                <w:szCs w:val="24"/>
+                <w:lang w:val="en-US" w:eastAsia="fr-FR"/>
+              </w:rPr>
+            </w:pPr>
+            <w:r>
+              <w:rPr>
+                <w:rFonts w:ascii="Courier New" w:eastAsia="Times New Roman" w:hAnsi="Courier New" w:cs="Courier New"/>
+                <w:sz w:val="20"/>
+                <w:szCs w:val="20"/>
+                <w:lang w:val="en-US" w:eastAsia="fr-FR"/>
+              </w:rPr>
+              <w:t>git push origin --delete v1.0</w:t>
+            </w:r>
+          </w:p>
+        </w:tc>
+        <w:tc>
+          <w:tcPr>
+            <w:tcW w:w="0" w:type="auto"/>
+            <w:tcMar>
+              <w:top w:w="15" w:type="dxa"/>
+              <w:left w:w="15" w:type="dxa"/>
+              <w:bottom w:w="15" w:type="dxa"/>
+              <w:right w:w="15" w:type="dxa"/>
+            </w:tcMar>
+            <w:vAlign w:val="center"/>
+            <w:hideMark/>
+          </w:tcPr>
+          <w:p>
+            <w:pPr>
+              <w:spacing w:after="0" w:line="240" w:lineRule="auto"/>
+              <w:rPr>
+                <w:rFonts w:ascii="Times New Roman" w:eastAsia="Times New Roman" w:hAnsi="Times New Roman" w:cs="Times New Roman"/>
+                <w:sz w:val="24"/>
+                <w:szCs w:val="24"/>
+                <w:lang w:eastAsia="fr-FR"/>
+              </w:rPr>
+            </w:pPr>
+            <w:r>
+              <w:rPr>
+                <w:rFonts w:ascii="Times New Roman" w:eastAsia="Times New Roman" w:hAnsi="Times New Roman" w:cs="Times New Roman"/>
+                <w:sz w:val="24"/>
+                <w:szCs w:val="24"/>
+                <w:lang w:eastAsia="fr-FR"/>
+              </w:rPr>
+              <w:t>Supprimer un tag sur GitHub</w:t>
+            </w:r>
+          </w:p>
+        </w:tc>
+      </w:tr>
+    </w:tbl>
+    <w:p>
+      <w:pPr>
+        <w:spacing w:after="0" w:line="240" w:lineRule="auto"/>
+        <w:rPr>
+          <w:rFonts w:ascii="Times New Roman" w:hAnsi="Times New Roman" w:cs="Times New Roman"/>
+          <w:sz w:val="24"/>
+          <w:szCs w:val="24"/>
+        </w:rPr>
+      </w:pPr>
+    </w:p>
+    <w:p>
+      <w:pPr>
+        <w:spacing w:after="0" w:line="240" w:lineRule="auto"/>
+        <w:rPr>
+          <w:rFonts w:ascii="Times New Roman" w:hAnsi="Times New Roman" w:cs="Times New Roman"/>
+          <w:sz w:val="24"/>
+          <w:szCs w:val="24"/>
+        </w:rPr>
+      </w:pPr>
+      <w:r>
+        <w:rPr>
+          <w:rFonts w:ascii="Times New Roman" w:hAnsi="Times New Roman" w:cs="Times New Roman"/>
+          <w:sz w:val="24"/>
+          <w:szCs w:val="24"/>
+        </w:rPr>
+        <w:t>Les Releases</w:t>
+      </w:r>
+    </w:p>
+    <w:p>
+      <w:pPr>
+        <w:spacing w:after="0" w:line="240" w:lineRule="auto"/>
+        <w:rPr>
+          <w:rFonts w:ascii="Times New Roman" w:hAnsi="Times New Roman" w:cs="Times New Roman"/>
+          <w:sz w:val="24"/>
+          <w:szCs w:val="24"/>
+        </w:rPr>
+      </w:pPr>
+      <w:r>
+        <w:rPr>
+          <w:rFonts w:ascii="Times New Roman" w:hAnsi="Times New Roman" w:cs="Times New Roman"/>
+          <w:sz w:val="24"/>
+          <w:szCs w:val="24"/>
+        </w:rPr>
+        <w:t>Une release est une version publiée du projet sur GitHub, basée sur un tag. Elle permet d'y joindre des fichiers binaires, des notes de version et un changelog.</w:t>
+      </w:r>
+    </w:p>
+    <w:p>
+      <w:pPr>
+        <w:spacing w:after="0" w:line="240" w:lineRule="auto"/>
+        <w:rPr>
+          <w:rFonts w:ascii="Times New Roman" w:hAnsi="Times New Roman" w:cs="Times New Roman"/>
+          <w:sz w:val="24"/>
+          <w:szCs w:val="24"/>
+        </w:rPr>
+      </w:pPr>
+      <w:r>
+        <w:rPr>
+          <w:rFonts w:ascii="Times New Roman" w:hAnsi="Times New Roman" w:cs="Times New Roman"/>
+          <w:sz w:val="24"/>
+          <w:szCs w:val="24"/>
+        </w:rPr>
+        <w:t>Créer une release via GitHub</w:t>
+      </w:r>
+    </w:p>
+    <w:p>
+      <w:pPr>
+        <w:spacing w:after="0" w:line="240" w:lineRule="auto"/>
+        <w:rPr>
+          <w:rFonts w:ascii="Times New Roman" w:hAnsi="Times New Roman" w:cs="Times New Roman"/>
+          <w:sz w:val="24"/>
+          <w:szCs w:val="24"/>
+        </w:rPr>
+      </w:pPr>
+    </w:p>
+    <w:p>
+      <w:pPr>
+        <w:spacing w:after="0" w:line="240" w:lineRule="auto"/>
+        <w:rPr>
+          <w:rFonts w:ascii="Times New Roman" w:hAnsi="Times New Roman" w:cs="Times New Roman"/>
+          <w:sz w:val="24"/>
+          <w:szCs w:val="24"/>
+        </w:rPr>
+      </w:pPr>
+      <w:r>
+        <w:rPr>
+          <w:rFonts w:ascii="Times New Roman" w:hAnsi="Times New Roman" w:cs="Times New Roman"/>
+          <w:sz w:val="24"/>
+          <w:szCs w:val="24"/>
+        </w:rPr>
+        <w:t>Aller sur le dépôt GitHub</w:t>
+      </w:r>
+    </w:p>
+    <w:p>
+      <w:pPr>
+        <w:spacing w:after="0" w:line="240" w:lineRule="auto"/>
+        <w:rPr>
+          <w:rFonts w:ascii="Times New Roman" w:hAnsi="Times New Roman" w:cs="Times New Roman"/>
+          <w:sz w:val="24"/>
+          <w:szCs w:val="24"/>
+        </w:rPr>
+      </w:pPr>
+      <w:r>
+        <w:rPr>
+          <w:rFonts w:ascii="Times New Roman" w:hAnsi="Times New Roman" w:cs="Times New Roman"/>
+          <w:sz w:val="24"/>
+          <w:szCs w:val="24"/>
+        </w:rPr>
+        <w:t>Cliquer sur Releases dans le panneau de droite</w:t>
+      </w:r>
+    </w:p>
+    <w:p>
+      <w:pPr>
+        <w:spacing w:after="0" w:line="240" w:lineRule="auto"/>
+        <w:rPr>
+          <w:rFonts w:ascii="Times New Roman" w:hAnsi="Times New Roman" w:cs="Times New Roman"/>
+          <w:sz w:val="24"/>
+          <w:szCs w:val="24"/>
+          <w:lang w:val="en-US"/>
+        </w:rPr>
+      </w:pPr>
+      <w:r>
+        <w:rPr>
+          <w:rFonts w:ascii="Times New Roman" w:hAnsi="Times New Roman" w:cs="Times New Roman"/>
+          <w:sz w:val="24"/>
+          <w:szCs w:val="24"/>
+          <w:lang w:val="en-US"/>
+        </w:rPr>
+        <w:t>Cliquer sur Draft a new release</w:t>
+      </w:r>
+    </w:p>
+    <w:p>
+      <w:pPr>
+        <w:spacing w:after="0" w:line="240" w:lineRule="auto"/>
+        <w:rPr>
+          <w:rFonts w:ascii="Times New Roman" w:hAnsi="Times New Roman" w:cs="Times New Roman"/>
+          <w:sz w:val="24"/>
+          <w:szCs w:val="24"/>
+        </w:rPr>
+      </w:pPr>
+      <w:r>
+        <w:rPr>
+          <w:rFonts w:ascii="Times New Roman" w:hAnsi="Times New Roman" w:cs="Times New Roman"/>
+          <w:sz w:val="24"/>
+          <w:szCs w:val="24"/>
+        </w:rPr>
+        <w:t>Choisir ou créer un tag (</w:t>
+      </w:r>
+      <w:proofErr w:type="gramStart"/>
+      <w:r>
+        <w:rPr>
+          <w:rFonts w:ascii="Times New Roman" w:hAnsi="Times New Roman" w:cs="Times New Roman"/>
+          <w:sz w:val="24"/>
+          <w:szCs w:val="24"/>
+        </w:rPr>
+        <w:t>ex:</w:t>
+      </w:r>
+      <w:proofErr w:type="gramEnd"/>
+      <w:r>
+        <w:rPr>
+          <w:rFonts w:ascii="Times New Roman" w:hAnsi="Times New Roman" w:cs="Times New Roman"/>
+          <w:sz w:val="24"/>
+          <w:szCs w:val="24"/>
+        </w:rPr>
+        <w:t xml:space="preserve"> v1.0)</w:t>
+      </w:r>
+    </w:p>
+    <w:p>
+      <w:pPr>
+        <w:spacing w:after="0" w:line="240" w:lineRule="auto"/>
+        <w:rPr>
+          <w:rFonts w:ascii="Times New Roman" w:hAnsi="Times New Roman" w:cs="Times New Roman"/>
+          <w:sz w:val="24"/>
+          <w:szCs w:val="24"/>
+        </w:rPr>
+      </w:pPr>
+      <w:r>
+        <w:rPr>
+          <w:rFonts w:ascii="Times New Roman" w:hAnsi="Times New Roman" w:cs="Times New Roman"/>
+          <w:sz w:val="24"/>
+          <w:szCs w:val="24"/>
+        </w:rPr>
+        <w:t>Rédiger le titre et les notes de version</w:t>
+      </w:r>
+    </w:p>
+    <w:p>
+      <w:pPr>
+        <w:spacing w:after="0" w:line="240" w:lineRule="auto"/>
+        <w:rPr>
+          <w:rFonts w:ascii="Times New Roman" w:hAnsi="Times New Roman" w:cs="Times New Roman"/>
+          <w:sz w:val="24"/>
+          <w:szCs w:val="24"/>
+        </w:rPr>
+      </w:pPr>
+      <w:r>
+        <w:rPr>
+          <w:rFonts w:ascii="Times New Roman" w:hAnsi="Times New Roman" w:cs="Times New Roman"/>
+          <w:sz w:val="24"/>
+          <w:szCs w:val="24"/>
+        </w:rPr>
+        <w:t>Joindre des fichiers si nécessaire</w:t>
+      </w:r>
+    </w:p>
+    <w:p>
+      <w:pPr>
+        <w:spacing w:after="0" w:line="240" w:lineRule="auto"/>
+        <w:rPr>
+          <w:rFonts w:ascii="Times New Roman" w:hAnsi="Times New Roman" w:cs="Times New Roman"/>
+          <w:sz w:val="24"/>
+          <w:szCs w:val="24"/>
+        </w:rPr>
+      </w:pPr>
+      <w:r>
+        <w:rPr>
+          <w:rFonts w:ascii="Times New Roman" w:hAnsi="Times New Roman" w:cs="Times New Roman"/>
+          <w:sz w:val="24"/>
+          <w:szCs w:val="24"/>
+        </w:rPr>
+        <w:t xml:space="preserve">Cliquer sur </w:t>
+      </w:r>
+      <w:proofErr w:type="spellStart"/>
+      <w:r>
+        <w:rPr>
+          <w:rFonts w:ascii="Times New Roman" w:hAnsi="Times New Roman" w:cs="Times New Roman"/>
+          <w:sz w:val="24"/>
+          <w:szCs w:val="24"/>
+        </w:rPr>
+        <w:t>Publish</w:t>
+      </w:r>
+      <w:proofErr w:type="spellEnd"/>
+      <w:r>
+        <w:rPr>
+          <w:rFonts w:ascii="Times New Roman" w:hAnsi="Times New Roman" w:cs="Times New Roman"/>
+          <w:sz w:val="24"/>
+          <w:szCs w:val="24"/>
+        </w:rPr>
+        <w:t xml:space="preserve"> release</w:t>
+      </w:r>
+    </w:p>
+    <w:p>
+      <w:pPr>
+        <w:spacing w:after="0" w:line="240" w:lineRule="auto"/>
+        <w:rPr>
+          <w:rFonts w:ascii="Times New Roman" w:hAnsi="Times New Roman" w:cs="Times New Roman"/>
+          <w:sz w:val="24"/>
+          <w:szCs w:val="24"/>
+        </w:rPr>
+      </w:pPr>
+    </w:p>
+    <w:p>
+      <w:pPr>
+        <w:spacing w:after="0" w:line="240" w:lineRule="auto"/>
+        <w:rPr>
+          <w:rFonts w:ascii="Times New Roman" w:hAnsi="Times New Roman" w:cs="Times New Roman"/>
+          <w:sz w:val="24"/>
+          <w:szCs w:val="24"/>
+        </w:rPr>
+      </w:pPr>
+      <w:r>
+        <w:rPr>
+          <w:rFonts w:ascii="Times New Roman" w:hAnsi="Times New Roman" w:cs="Times New Roman"/>
+          <w:sz w:val="24"/>
+          <w:szCs w:val="24"/>
+        </w:rPr>
+        <w:t>Créer une release via CLI GitHub</w:t>
+      </w:r>
+    </w:p>
+    <w:p>
+      <w:pPr>
+        <w:spacing w:after="0" w:line="240" w:lineRule="auto"/>
+        <w:rPr>
+          <w:rFonts w:ascii="Times New Roman" w:hAnsi="Times New Roman" w:cs="Times New Roman"/>
+          <w:sz w:val="24"/>
+          <w:szCs w:val="24"/>
+        </w:rPr>
+      </w:pPr>
+      <w:proofErr w:type="spellStart"/>
+      <w:proofErr w:type="gramStart"/>
+      <w:r>
+        <w:rPr>
+          <w:rFonts w:ascii="Times New Roman" w:hAnsi="Times New Roman" w:cs="Times New Roman"/>
+          <w:sz w:val="24"/>
+          <w:szCs w:val="24"/>
+        </w:rPr>
+        <w:t>bash</w:t>
+      </w:r>
+      <w:proofErr w:type="spellEnd"/>
+      <w:proofErr w:type="gramEnd"/>
+      <w:r>
+        <w:rPr>
+          <w:rFonts w:ascii="Times New Roman" w:hAnsi="Times New Roman" w:cs="Times New Roman"/>
+          <w:sz w:val="24"/>
+          <w:szCs w:val="24"/>
+        </w:rPr>
+        <w:t># Installer GitHub CLI si nécessaire</w:t>
+      </w:r>
+    </w:p>
+    <w:p>
+      <w:pPr>
+        <w:spacing w:after="0" w:line="240" w:lineRule="auto"/>
+        <w:rPr>
+          <w:rFonts w:ascii="Times New Roman" w:hAnsi="Times New Roman" w:cs="Times New Roman"/>
+          <w:sz w:val="24"/>
+          <w:szCs w:val="24"/>
+        </w:rPr>
+      </w:pPr>
+      <w:r>
+        <w:rPr>
+          <w:rFonts w:ascii="Times New Roman" w:hAnsi="Times New Roman" w:cs="Times New Roman"/>
+          <w:sz w:val="24"/>
+          <w:szCs w:val="24"/>
+        </w:rPr>
+        <w:t># https://cli.github.com</w:t>
+      </w:r>
+    </w:p>
+    <w:p>
+      <w:pPr>
+        <w:spacing w:after="0" w:line="240" w:lineRule="auto"/>
+        <w:rPr>
+          <w:rFonts w:ascii="Times New Roman" w:hAnsi="Times New Roman" w:cs="Times New Roman"/>
+          <w:sz w:val="24"/>
+          <w:szCs w:val="24"/>
+        </w:rPr>
+      </w:pPr>
+    </w:p>
+    <w:p>
+      <w:pPr>
+        <w:spacing w:after="0" w:line="240" w:lineRule="auto"/>
+        <w:rPr>
+          <w:rFonts w:ascii="Times New Roman" w:hAnsi="Times New Roman" w:cs="Times New Roman"/>
+          <w:sz w:val="24"/>
+          <w:szCs w:val="24"/>
+        </w:rPr>
+      </w:pPr>
+      <w:r>
+        <w:rPr>
+          <w:rFonts w:ascii="Times New Roman" w:hAnsi="Times New Roman" w:cs="Times New Roman"/>
+          <w:sz w:val="24"/>
+          <w:szCs w:val="24"/>
+        </w:rPr>
+        <w:t># Créer une release</w:t>
+      </w:r>
+    </w:p>
+    <w:p>
+      <w:pPr>
+        <w:spacing w:after="0" w:line="240" w:lineRule="auto"/>
+        <w:rPr>
+          <w:rFonts w:ascii="Times New Roman" w:hAnsi="Times New Roman" w:cs="Times New Roman"/>
+          <w:sz w:val="24"/>
+          <w:szCs w:val="24"/>
+        </w:rPr>
+      </w:pPr>
+      <w:proofErr w:type="spellStart"/>
+      <w:proofErr w:type="gramStart"/>
+      <w:r>
+        <w:rPr>
+          <w:rFonts w:ascii="Times New Roman" w:hAnsi="Times New Roman" w:cs="Times New Roman"/>
+          <w:sz w:val="24"/>
+          <w:szCs w:val="24"/>
+        </w:rPr>
+        <w:t>gh</w:t>
+      </w:r>
+      <w:proofErr w:type="spellEnd"/>
+      <w:proofErr w:type="gramEnd"/>
+      <w:r>
+        <w:rPr>
+          <w:rFonts w:ascii="Times New Roman" w:hAnsi="Times New Roman" w:cs="Times New Roman"/>
+          <w:sz w:val="24"/>
+          <w:szCs w:val="24"/>
+        </w:rPr>
+        <w:t xml:space="preserve"> release </w:t>
+      </w:r>
+      <w:proofErr w:type="spellStart"/>
+      <w:r>
+        <w:rPr>
+          <w:rFonts w:ascii="Times New Roman" w:hAnsi="Times New Roman" w:cs="Times New Roman"/>
+          <w:sz w:val="24"/>
+          <w:szCs w:val="24"/>
+        </w:rPr>
+        <w:t>create</w:t>
+      </w:r>
+      <w:proofErr w:type="spellEnd"/>
+      <w:r>
+        <w:rPr>
+          <w:rFonts w:ascii="Times New Roman" w:hAnsi="Times New Roman" w:cs="Times New Roman"/>
+          <w:sz w:val="24"/>
+          <w:szCs w:val="24"/>
+        </w:rPr>
+        <w:t xml:space="preserve"> v1.0 --</w:t>
+      </w:r>
+      <w:proofErr w:type="spellStart"/>
+      <w:r>
+        <w:rPr>
+          <w:rFonts w:ascii="Times New Roman" w:hAnsi="Times New Roman" w:cs="Times New Roman"/>
+          <w:sz w:val="24"/>
+          <w:szCs w:val="24"/>
+        </w:rPr>
+        <w:t>title</w:t>
+      </w:r>
+      <w:proofErr w:type="spellEnd"/>
+      <w:r>
+        <w:rPr>
+          <w:rFonts w:ascii="Times New Roman" w:hAnsi="Times New Roman" w:cs="Times New Roman"/>
+          <w:sz w:val="24"/>
+          <w:szCs w:val="24"/>
+        </w:rPr>
+        <w:t xml:space="preserve"> "Version 1.0" --notes "Première version stable"</w:t>
+      </w:r>
+    </w:p>
+    <w:p>
+      <w:pPr>
+        <w:spacing w:after="0" w:line="240" w:lineRule="auto"/>
+        <w:rPr>
+          <w:rFonts w:ascii="Times New Roman" w:hAnsi="Times New Roman" w:cs="Times New Roman"/>
+          <w:sz w:val="24"/>
+          <w:szCs w:val="24"/>
+        </w:rPr>
+      </w:pPr>
+    </w:p>
+    <w:p>
+      <w:pPr>
+        <w:spacing w:after="0" w:line="240" w:lineRule="auto"/>
+        <w:rPr>
+          <w:rFonts w:ascii="Times New Roman" w:hAnsi="Times New Roman" w:cs="Times New Roman"/>
+          <w:sz w:val="24"/>
+          <w:szCs w:val="24"/>
+        </w:rPr>
+      </w:pPr>
+      <w:r>
+        <w:rPr>
+          <w:rFonts w:ascii="Times New Roman" w:hAnsi="Times New Roman" w:cs="Times New Roman"/>
+          <w:sz w:val="24"/>
+          <w:szCs w:val="24"/>
+        </w:rPr>
+        <w:t># Créer une release avec un fichier joint</w:t>
+      </w:r>
+    </w:p>
+    <w:p>
+      <w:pPr>
+        <w:spacing w:after="0" w:line="240" w:lineRule="auto"/>
+        <w:rPr>
+          <w:rFonts w:ascii="Times New Roman" w:hAnsi="Times New Roman" w:cs="Times New Roman"/>
+          <w:sz w:val="24"/>
+          <w:szCs w:val="24"/>
+          <w:lang w:val="en-US"/>
+        </w:rPr>
+      </w:pPr>
+      <w:proofErr w:type="spellStart"/>
+      <w:r>
+        <w:rPr>
+          <w:rFonts w:ascii="Times New Roman" w:hAnsi="Times New Roman" w:cs="Times New Roman"/>
+          <w:sz w:val="24"/>
+          <w:szCs w:val="24"/>
+          <w:lang w:val="en-US"/>
+        </w:rPr>
+        <w:t>gh</w:t>
+      </w:r>
+      <w:proofErr w:type="spellEnd"/>
+      <w:r>
+        <w:rPr>
+          <w:rFonts w:ascii="Times New Roman" w:hAnsi="Times New Roman" w:cs="Times New Roman"/>
+          <w:sz w:val="24"/>
+          <w:szCs w:val="24"/>
+          <w:lang w:val="en-US"/>
+        </w:rPr>
+        <w:t xml:space="preserve"> release create v1.0 --title "Version 1.0" --notes "Notes" fichier.zip</w:t>
+      </w:r>
+    </w:p>
+    <w:p>
+      <w:pPr>
+        <w:spacing w:after="0" w:line="240" w:lineRule="auto"/>
+        <w:rPr>
+          <w:rFonts w:ascii="Times New Roman" w:hAnsi="Times New Roman" w:cs="Times New Roman"/>
+          <w:sz w:val="24"/>
+          <w:szCs w:val="24"/>
+          <w:lang w:val="en-US"/>
+        </w:rPr>
+      </w:pPr>
+    </w:p>
+    <w:p>
+      <w:pPr>
+        <w:spacing w:after="0" w:line="240" w:lineRule="auto"/>
+        <w:rPr>
+          <w:rFonts w:ascii="Times New Roman" w:hAnsi="Times New Roman" w:cs="Times New Roman"/>
+          <w:sz w:val="24"/>
+          <w:szCs w:val="24"/>
+        </w:rPr>
+      </w:pPr>
+      <w:r>
+        <w:rPr>
+          <w:rFonts w:ascii="Times New Roman" w:hAnsi="Times New Roman" w:cs="Times New Roman"/>
+          <w:sz w:val="24"/>
+          <w:szCs w:val="24"/>
+        </w:rPr>
+        <w:t># Lister les releases</w:t>
+      </w:r>
+    </w:p>
+    <w:p>
+      <w:pPr>
+        <w:spacing w:after="0" w:line="240" w:lineRule="auto"/>
+        <w:rPr>
+          <w:rFonts w:ascii="Times New Roman" w:hAnsi="Times New Roman" w:cs="Times New Roman"/>
+          <w:sz w:val="24"/>
+          <w:szCs w:val="24"/>
+        </w:rPr>
+      </w:pPr>
+      <w:proofErr w:type="spellStart"/>
+      <w:proofErr w:type="gramStart"/>
+      <w:r>
+        <w:rPr>
+          <w:rFonts w:ascii="Times New Roman" w:hAnsi="Times New Roman" w:cs="Times New Roman"/>
+          <w:sz w:val="24"/>
+          <w:szCs w:val="24"/>
+        </w:rPr>
+        <w:t>gh</w:t>
+      </w:r>
+      <w:proofErr w:type="spellEnd"/>
+      <w:proofErr w:type="gramEnd"/>
+      <w:r>
+        <w:rPr>
+          <w:rFonts w:ascii="Times New Roman" w:hAnsi="Times New Roman" w:cs="Times New Roman"/>
+          <w:sz w:val="24"/>
+          <w:szCs w:val="24"/>
+        </w:rPr>
+        <w:t xml:space="preserve"> release </w:t>
+      </w:r>
+      <w:proofErr w:type="spellStart"/>
+      <w:r>
+        <w:rPr>
+          <w:rFonts w:ascii="Times New Roman" w:hAnsi="Times New Roman" w:cs="Times New Roman"/>
+          <w:sz w:val="24"/>
+          <w:szCs w:val="24"/>
+        </w:rPr>
+        <w:t>list</w:t>
+      </w:r>
+      <w:proofErr w:type="spellEnd"/>
+    </w:p>
+    <w:p>
+      <w:pPr>
+        <w:spacing w:after="0" w:line="240" w:lineRule="auto"/>
+        <w:rPr>
+          <w:rFonts w:ascii="Times New Roman" w:hAnsi="Times New Roman" w:cs="Times New Roman"/>
+          <w:sz w:val="24"/>
+          <w:szCs w:val="24"/>
+        </w:rPr>
+      </w:pPr>
+    </w:p>
+    <w:p>
+      <w:pPr>
+        <w:spacing w:after="0" w:line="240" w:lineRule="auto"/>
+        <w:rPr>
+          <w:rFonts w:ascii="Times New Roman" w:hAnsi="Times New Roman" w:cs="Times New Roman"/>
+          <w:sz w:val="24"/>
+          <w:szCs w:val="24"/>
+        </w:rPr>
+      </w:pPr>
+      <w:r>
+        <w:rPr>
+          <w:rFonts w:ascii="Times New Roman" w:hAnsi="Times New Roman" w:cs="Times New Roman"/>
+          <w:sz w:val="24"/>
+          <w:szCs w:val="24"/>
+        </w:rPr>
+        <w:t># Supprimer une release</w:t>
+      </w:r>
+    </w:p>
+    <w:p>
+      <w:pPr>
+        <w:spacing w:after="0" w:line="240" w:lineRule="auto"/>
+        <w:rPr>
+          <w:rFonts w:ascii="Times New Roman" w:hAnsi="Times New Roman" w:cs="Times New Roman"/>
+          <w:sz w:val="24"/>
+          <w:szCs w:val="24"/>
+        </w:rPr>
+      </w:pPr>
+      <w:proofErr w:type="spellStart"/>
+      <w:proofErr w:type="gramStart"/>
+      <w:r>
+        <w:rPr>
+          <w:rFonts w:ascii="Times New Roman" w:hAnsi="Times New Roman" w:cs="Times New Roman"/>
+          <w:sz w:val="24"/>
+          <w:szCs w:val="24"/>
+        </w:rPr>
+        <w:t>gh</w:t>
+      </w:r>
+      <w:proofErr w:type="spellEnd"/>
+      <w:proofErr w:type="gramEnd"/>
+      <w:r>
+        <w:rPr>
+          <w:rFonts w:ascii="Times New Roman" w:hAnsi="Times New Roman" w:cs="Times New Roman"/>
+          <w:sz w:val="24"/>
+          <w:szCs w:val="24"/>
+        </w:rPr>
+        <w:t xml:space="preserve"> release </w:t>
+      </w:r>
+      <w:proofErr w:type="spellStart"/>
+      <w:r>
+        <w:rPr>
+          <w:rFonts w:ascii="Times New Roman" w:hAnsi="Times New Roman" w:cs="Times New Roman"/>
+          <w:sz w:val="24"/>
+          <w:szCs w:val="24"/>
+        </w:rPr>
+        <w:t>delete</w:t>
+      </w:r>
+      <w:proofErr w:type="spellEnd"/>
+      <w:r>
+        <w:rPr>
+          <w:rFonts w:ascii="Times New Roman" w:hAnsi="Times New Roman" w:cs="Times New Roman"/>
+          <w:sz w:val="24"/>
+          <w:szCs w:val="24"/>
+        </w:rPr>
+        <w:t xml:space="preserve"> v1.0</w:t>
+      </w:r>
+    </w:p>
+    <w:p>
+      <w:pPr>
+        <w:spacing w:after="0" w:line="240" w:lineRule="auto"/>
+        <w:rPr>
+          <w:rFonts w:ascii="Times New Roman" w:hAnsi="Times New Roman" w:cs="Times New Roman"/>
+          <w:sz w:val="24"/>
+          <w:szCs w:val="24"/>
+        </w:rPr>
+      </w:pPr>
+    </w:p>
+    <w:p>
+      <w:pPr>
+        <w:spacing w:after="0" w:line="240" w:lineRule="auto"/>
+        <w:rPr>
+          <w:rFonts w:ascii="Times New Roman" w:hAnsi="Times New Roman" w:cs="Times New Roman"/>
+          <w:sz w:val="24"/>
+          <w:szCs w:val="24"/>
+        </w:rPr>
+      </w:pPr>
+      <w:r>
+        <w:rPr>
+          <w:rFonts w:ascii="Times New Roman" w:hAnsi="Times New Roman" w:cs="Times New Roman"/>
+          <w:sz w:val="24"/>
+          <w:szCs w:val="24"/>
+        </w:rPr>
+        <w:t>Convention de nommage des versions</w:t>
+      </w:r>
+    </w:p>
+    <w:p>
+      <w:pPr>
+        <w:spacing w:after="0" w:line="240" w:lineRule="auto"/>
+        <w:rPr>
+          <w:rFonts w:ascii="Times New Roman" w:hAnsi="Times New Roman" w:cs="Times New Roman"/>
+          <w:sz w:val="24"/>
+          <w:szCs w:val="24"/>
+        </w:rPr>
+      </w:pPr>
+      <w:r>
+        <w:rPr>
+          <w:rFonts w:ascii="Times New Roman" w:hAnsi="Times New Roman" w:cs="Times New Roman"/>
+          <w:sz w:val="24"/>
+          <w:szCs w:val="24"/>
+        </w:rPr>
+        <w:t>On utilise généralement le versionnage sémantique :</w:t>
+      </w:r>
+    </w:p>
+    <w:p>
+      <w:pPr>
+        <w:spacing w:after="0" w:line="240" w:lineRule="auto"/>
+        <w:rPr>
+          <w:rFonts w:ascii="Times New Roman" w:hAnsi="Times New Roman" w:cs="Times New Roman"/>
+          <w:sz w:val="24"/>
+          <w:szCs w:val="24"/>
+        </w:rPr>
+      </w:pPr>
+      <w:r>
+        <w:rPr>
+          <w:rFonts w:ascii="Times New Roman" w:hAnsi="Times New Roman" w:cs="Times New Roman"/>
+          <w:sz w:val="24"/>
+          <w:szCs w:val="24"/>
+        </w:rPr>
+        <w:t xml:space="preserve">FormatSignificationv1.0.0Version </w:t>
+      </w:r>
+      <w:proofErr w:type="gramStart"/>
+      <w:r>
+        <w:rPr>
+          <w:rFonts w:ascii="Times New Roman" w:hAnsi="Times New Roman" w:cs="Times New Roman"/>
+          <w:sz w:val="24"/>
+          <w:szCs w:val="24"/>
+        </w:rPr>
+        <w:t>majeure .</w:t>
+      </w:r>
+      <w:proofErr w:type="gramEnd"/>
+      <w:r>
+        <w:rPr>
+          <w:rFonts w:ascii="Times New Roman" w:hAnsi="Times New Roman" w:cs="Times New Roman"/>
+          <w:sz w:val="24"/>
+          <w:szCs w:val="24"/>
+        </w:rPr>
+        <w:t xml:space="preserve"> </w:t>
+      </w:r>
+      <w:proofErr w:type="gramStart"/>
+      <w:r>
+        <w:rPr>
+          <w:rFonts w:ascii="Times New Roman" w:hAnsi="Times New Roman" w:cs="Times New Roman"/>
+          <w:sz w:val="24"/>
+          <w:szCs w:val="24"/>
+        </w:rPr>
+        <w:t>mineure .</w:t>
+      </w:r>
+      <w:proofErr w:type="gramEnd"/>
+      <w:r>
+        <w:rPr>
+          <w:rFonts w:ascii="Times New Roman" w:hAnsi="Times New Roman" w:cs="Times New Roman"/>
+          <w:sz w:val="24"/>
+          <w:szCs w:val="24"/>
+        </w:rPr>
+        <w:t xml:space="preserve"> </w:t>
+      </w:r>
+      <w:proofErr w:type="gramStart"/>
+      <w:r>
+        <w:rPr>
+          <w:rFonts w:ascii="Times New Roman" w:hAnsi="Times New Roman" w:cs="Times New Roman"/>
+          <w:sz w:val="24"/>
+          <w:szCs w:val="24"/>
+        </w:rPr>
+        <w:t>correctifv</w:t>
+      </w:r>
+      <w:proofErr w:type="gramEnd"/>
+      <w:r>
+        <w:rPr>
+          <w:rFonts w:ascii="Times New Roman" w:hAnsi="Times New Roman" w:cs="Times New Roman"/>
+          <w:sz w:val="24"/>
+          <w:szCs w:val="24"/>
+        </w:rPr>
+        <w:t>2.0.0Changement majeur, rupture de compatibilitév1.1.0Nouvelle fonctionnalité, compatiblev1.0.1Correction de bug uniquementv1.0.0-betaVersion de test avant la release officielle</w:t>
+      </w:r>
+    </w:p>
+    <w:p>
+      <w:pPr>
+        <w:spacing w:after="0" w:line="240" w:lineRule="auto"/>
+        <w:rPr>
+          <w:rFonts w:ascii="Times New Roman" w:hAnsi="Times New Roman" w:cs="Times New Roman"/>
+          <w:sz w:val="24"/>
+          <w:szCs w:val="24"/>
+        </w:rPr>
+      </w:pPr>
+    </w:p>
+    <w:p>
+      <w:pPr>
+        <w:spacing w:after="0" w:line="240" w:lineRule="auto"/>
+        <w:rPr>
+          <w:rFonts w:ascii="Times New Roman" w:hAnsi="Times New Roman" w:cs="Times New Roman"/>
+          <w:sz w:val="24"/>
+          <w:szCs w:val="24"/>
+        </w:rPr>
+      </w:pPr>
+      <w:r>
+        <w:rPr>
+          <w:rFonts w:ascii="Times New Roman" w:hAnsi="Times New Roman" w:cs="Times New Roman"/>
+          <w:sz w:val="24"/>
+          <w:szCs w:val="24"/>
+        </w:rPr>
+        <w:t>Différence Tag vs Release</w:t>
+      </w:r>
+    </w:p>
+    <w:p>
+      <w:pPr>
+        <w:spacing w:after="0" w:line="240" w:lineRule="auto"/>
+        <w:rPr>
+          <w:rFonts w:ascii="Times New Roman" w:hAnsi="Times New Roman" w:cs="Times New Roman"/>
+          <w:sz w:val="24"/>
+          <w:szCs w:val="24"/>
+        </w:rPr>
+      </w:pPr>
+      <w:proofErr w:type="spellStart"/>
+      <w:r>
+        <w:rPr>
+          <w:rFonts w:ascii="Times New Roman" w:hAnsi="Times New Roman" w:cs="Times New Roman"/>
+          <w:sz w:val="24"/>
+          <w:szCs w:val="24"/>
+        </w:rPr>
+        <w:t>TagReleaseExiste</w:t>
+      </w:r>
+      <w:proofErr w:type="spellEnd"/>
+      <w:r>
+        <w:rPr>
+          <w:rFonts w:ascii="Times New Roman" w:hAnsi="Times New Roman" w:cs="Times New Roman"/>
+          <w:sz w:val="24"/>
+          <w:szCs w:val="24"/>
+        </w:rPr>
+        <w:t xml:space="preserve"> </w:t>
+      </w:r>
+      <w:proofErr w:type="spellStart"/>
+      <w:r>
+        <w:rPr>
+          <w:rFonts w:ascii="Times New Roman" w:hAnsi="Times New Roman" w:cs="Times New Roman"/>
+          <w:sz w:val="24"/>
+          <w:szCs w:val="24"/>
+        </w:rPr>
+        <w:t>dansGit</w:t>
+      </w:r>
+      <w:proofErr w:type="spellEnd"/>
+      <w:r>
+        <w:rPr>
+          <w:rFonts w:ascii="Times New Roman" w:hAnsi="Times New Roman" w:cs="Times New Roman"/>
+          <w:sz w:val="24"/>
+          <w:szCs w:val="24"/>
+        </w:rPr>
+        <w:t xml:space="preserve"> + </w:t>
+      </w:r>
+      <w:proofErr w:type="spellStart"/>
+      <w:r>
+        <w:rPr>
+          <w:rFonts w:ascii="Times New Roman" w:hAnsi="Times New Roman" w:cs="Times New Roman"/>
+          <w:sz w:val="24"/>
+          <w:szCs w:val="24"/>
+        </w:rPr>
+        <w:t>GitHubGitHub</w:t>
+      </w:r>
+      <w:proofErr w:type="spellEnd"/>
+      <w:r>
+        <w:rPr>
+          <w:rFonts w:ascii="Times New Roman" w:hAnsi="Times New Roman" w:cs="Times New Roman"/>
+          <w:sz w:val="24"/>
+          <w:szCs w:val="24"/>
+        </w:rPr>
+        <w:t xml:space="preserve"> </w:t>
+      </w:r>
+      <w:proofErr w:type="spellStart"/>
+      <w:r>
+        <w:rPr>
+          <w:rFonts w:ascii="Times New Roman" w:hAnsi="Times New Roman" w:cs="Times New Roman"/>
+          <w:sz w:val="24"/>
+          <w:szCs w:val="24"/>
+        </w:rPr>
+        <w:t>uniquementContenuPointeur</w:t>
+      </w:r>
+      <w:proofErr w:type="spellEnd"/>
+      <w:r>
+        <w:rPr>
+          <w:rFonts w:ascii="Times New Roman" w:hAnsi="Times New Roman" w:cs="Times New Roman"/>
+          <w:sz w:val="24"/>
+          <w:szCs w:val="24"/>
+        </w:rPr>
+        <w:t xml:space="preserve"> sur un </w:t>
+      </w:r>
+      <w:proofErr w:type="spellStart"/>
+      <w:r>
+        <w:rPr>
+          <w:rFonts w:ascii="Times New Roman" w:hAnsi="Times New Roman" w:cs="Times New Roman"/>
+          <w:sz w:val="24"/>
+          <w:szCs w:val="24"/>
+        </w:rPr>
+        <w:t>commitTag</w:t>
+      </w:r>
+      <w:proofErr w:type="spellEnd"/>
+      <w:r>
+        <w:rPr>
+          <w:rFonts w:ascii="Times New Roman" w:hAnsi="Times New Roman" w:cs="Times New Roman"/>
+          <w:sz w:val="24"/>
+          <w:szCs w:val="24"/>
+        </w:rPr>
+        <w:t xml:space="preserve"> + notes + fichiers </w:t>
+      </w:r>
+      <w:proofErr w:type="spellStart"/>
+      <w:r>
+        <w:rPr>
+          <w:rFonts w:ascii="Times New Roman" w:hAnsi="Times New Roman" w:cs="Times New Roman"/>
+          <w:sz w:val="24"/>
+          <w:szCs w:val="24"/>
+        </w:rPr>
+        <w:t>jointsVisibilitéTechniqueGrand</w:t>
+      </w:r>
+      <w:proofErr w:type="spellEnd"/>
+      <w:r>
+        <w:rPr>
+          <w:rFonts w:ascii="Times New Roman" w:hAnsi="Times New Roman" w:cs="Times New Roman"/>
+          <w:sz w:val="24"/>
+          <w:szCs w:val="24"/>
+        </w:rPr>
+        <w:t xml:space="preserve"> </w:t>
+      </w:r>
+      <w:proofErr w:type="spellStart"/>
+      <w:r>
+        <w:rPr>
+          <w:rFonts w:ascii="Times New Roman" w:hAnsi="Times New Roman" w:cs="Times New Roman"/>
+          <w:sz w:val="24"/>
+          <w:szCs w:val="24"/>
+        </w:rPr>
+        <w:t>publicFichiers</w:t>
+      </w:r>
+      <w:proofErr w:type="spellEnd"/>
+      <w:r>
+        <w:rPr>
+          <w:rFonts w:ascii="Times New Roman" w:hAnsi="Times New Roman" w:cs="Times New Roman"/>
+          <w:sz w:val="24"/>
+          <w:szCs w:val="24"/>
+        </w:rPr>
+        <w:t xml:space="preserve"> joints</w:t>
+      </w:r>
+      <w:r>
+        <w:rPr>
+          <w:rFonts w:ascii="Segoe UI Emoji" w:hAnsi="Segoe UI Emoji" w:cs="Segoe UI Emoji"/>
+          <w:sz w:val="24"/>
+          <w:szCs w:val="24"/>
+        </w:rPr>
+        <w:t>❌</w:t>
+      </w:r>
+      <w:r>
+        <w:rPr>
+          <w:rFonts w:ascii="Times New Roman" w:hAnsi="Times New Roman" w:cs="Times New Roman"/>
+          <w:sz w:val="24"/>
+          <w:szCs w:val="24"/>
+        </w:rPr>
+        <w:t xml:space="preserve"> Non</w:t>
+      </w:r>
+      <w:r>
+        <w:rPr>
+          <w:rFonts w:ascii="Segoe UI Emoji" w:hAnsi="Segoe UI Emoji" w:cs="Segoe UI Emoji"/>
+          <w:sz w:val="24"/>
+          <w:szCs w:val="24"/>
+        </w:rPr>
+        <w:t>✅</w:t>
+      </w:r>
+      <w:r>
+        <w:rPr>
+          <w:rFonts w:ascii="Times New Roman" w:hAnsi="Times New Roman" w:cs="Times New Roman"/>
+          <w:sz w:val="24"/>
+          <w:szCs w:val="24"/>
+        </w:rPr>
+        <w:t xml:space="preserve"> Oui</w:t>
+      </w:r>
+    </w:p>
+    <w:p>
+      <w:pPr>
+        <w:spacing w:after="0" w:line="240" w:lineRule="auto"/>
+        <w:rPr>
+          <w:rFonts w:ascii="Times New Roman" w:hAnsi="Times New Roman" w:cs="Times New Roman"/>
+          <w:sz w:val="24"/>
+          <w:szCs w:val="24"/>
+        </w:rPr>
+      </w:pPr>
+    </w:p>
+    <w:p>
+      <w:pPr>
+        <w:spacing w:after="0" w:line="240" w:lineRule="auto"/>
+        <w:rPr>
+          <w:rFonts w:ascii="Times New Roman" w:hAnsi="Times New Roman" w:cs="Times New Roman"/>
+          <w:sz w:val="24"/>
+          <w:szCs w:val="24"/>
+        </w:rPr>
+      </w:pPr>
+      <w:r>
+        <w:rPr>
+          <w:rFonts w:ascii="Times New Roman" w:hAnsi="Times New Roman" w:cs="Times New Roman"/>
+          <w:sz w:val="24"/>
+          <w:szCs w:val="24"/>
+        </w:rPr>
+        <w:t>À retenir</w:t>
+      </w:r>
+    </w:p>
+    <w:p>
+      <w:pPr>
+        <w:spacing w:after="0" w:line="240" w:lineRule="auto"/>
+        <w:rPr>
+          <w:rFonts w:ascii="Times New Roman" w:hAnsi="Times New Roman" w:cs="Times New Roman"/>
+          <w:sz w:val="24"/>
+          <w:szCs w:val="24"/>
+        </w:rPr>
+      </w:pPr>
+    </w:p>
+    <w:p>
+      <w:pPr>
+        <w:spacing w:after="0" w:line="240" w:lineRule="auto"/>
+        <w:rPr>
+          <w:rFonts w:ascii="Times New Roman" w:hAnsi="Times New Roman" w:cs="Times New Roman"/>
+          <w:sz w:val="24"/>
+          <w:szCs w:val="24"/>
+        </w:rPr>
+      </w:pPr>
+      <w:r>
+        <w:rPr>
+          <w:rFonts w:ascii="Times New Roman" w:hAnsi="Times New Roman" w:cs="Times New Roman"/>
+          <w:sz w:val="24"/>
+          <w:szCs w:val="24"/>
+        </w:rPr>
+        <w:t>Un tag est la base technique d'une release. On crée d'abord le tag, puis on construit la release par-dessus sur GitHub pour y ajouter des informations lisibles par tous.</w:t>
+      </w:r>
+    </w:p>
+    <w:p>
+      <w:pPr>
+        <w:spacing w:after="0" w:line="240" w:lineRule="auto"/>
+        <w:rPr>
+          <w:rFonts w:ascii="Times New Roman" w:hAnsi="Times New Roman" w:cs="Times New Roman"/>
+          <w:sz w:val="24"/>
+          <w:szCs w:val="24"/>
+        </w:rPr>
+      </w:pPr>
+    </w:p>
     <w:p>
       <w:pPr>
         <w:tabs>
@@ -572,10 +2802,7 @@
         <w:spacing w:before="100" w:beforeAutospacing="1" w:after="100" w:afterAutospacing="1" w:line="240" w:lineRule="auto"/>
       </w:pPr>
       <w:r>
-        <w:t>Commandes essentielles</w:t>
-      </w:r>
-      <w:r>
-        <w:t> :</w:t>
+        <w:t>Commandes essentielles :</w:t>
       </w:r>
     </w:p>
     <w:tbl>
@@ -890,6 +3117,7 @@
                 <w:szCs w:val="20"/>
                 <w:lang w:eastAsia="fr-FR"/>
               </w:rPr>
+              <w:lastRenderedPageBreak/>
               <w:t>git</w:t>
             </w:r>
             <w:proofErr w:type="gramEnd"/>
@@ -1165,16 +3393,6 @@
         </w:tc>
       </w:tr>
     </w:tbl>
-    <w:p>
-      <w:pPr>
-        <w:spacing w:after="0" w:line="240" w:lineRule="auto"/>
-        <w:rPr>
-          <w:rFonts w:ascii="Times New Roman" w:hAnsi="Times New Roman" w:cs="Times New Roman"/>
-          <w:sz w:val="48"/>
-          <w:szCs w:val="48"/>
-        </w:rPr>
-      </w:pPr>
-    </w:p>
     <w:p>
       <w:pPr>
         <w:spacing w:after="0" w:line="240" w:lineRule="auto"/>
@@ -2992,6 +5210,25 @@
       <w:lang w:eastAsia="fr-FR"/>
     </w:rPr>
   </w:style>
+  <w:style w:type="table" w:styleId="Grilledutableau">
+    <w:name w:val="Table Grid"/>
+    <w:basedOn w:val="TableauNormal"/>
+    <w:uiPriority w:val="39"/>
+    <w:rsid w:val="004266FE"/>
+    <w:pPr>
+      <w:spacing w:after="0" w:line="240" w:lineRule="auto"/>
+    </w:pPr>
+    <w:tblPr>
+      <w:tblBorders>
+        <w:top w:val="single" w:sz="4" w:space="0" w:color="auto"/>
+        <w:left w:val="single" w:sz="4" w:space="0" w:color="auto"/>
+        <w:bottom w:val="single" w:sz="4" w:space="0" w:color="auto"/>
+        <w:right w:val="single" w:sz="4" w:space="0" w:color="auto"/>
+        <w:insideH w:val="single" w:sz="4" w:space="0" w:color="auto"/>
+        <w:insideV w:val="single" w:sz="4" w:space="0" w:color="auto"/>
+      </w:tblBorders>
+    </w:tblPr>
+  </w:style>
 </w:styles>
 </file>
 
